--- a/Primer Corte/ENTREGA 2.docx
+++ b/Primer Corte/ENTREGA 2.docx
@@ -390,7 +390,23 @@
           <w:b/>
           <w:bCs/>
         </w:rPr>
-        <w:t>Por hacer (To Do):</w:t>
+        <w:t>Por hacer (</w:t>
+      </w:r>
+      <w:proofErr w:type="spellStart"/>
+      <w:r>
+        <w:rPr>
+          <w:b/>
+          <w:bCs/>
+        </w:rPr>
+        <w:t>To</w:t>
+      </w:r>
+      <w:proofErr w:type="spellEnd"/>
+      <w:r>
+        <w:rPr>
+          <w:b/>
+          <w:bCs/>
+        </w:rPr>
+        <w:t xml:space="preserve"> Do):</w:t>
       </w:r>
       <w:r>
         <w:t xml:space="preserve"> Actividades priorizadas para el sprint o periodo de trabajo actual.</w:t>
@@ -408,7 +424,23 @@
           <w:b/>
           <w:bCs/>
         </w:rPr>
-        <w:t>En progreso (In Progress):</w:t>
+        <w:t xml:space="preserve">En progreso (In </w:t>
+      </w:r>
+      <w:proofErr w:type="spellStart"/>
+      <w:r>
+        <w:rPr>
+          <w:b/>
+          <w:bCs/>
+        </w:rPr>
+        <w:t>Progress</w:t>
+      </w:r>
+      <w:proofErr w:type="spellEnd"/>
+      <w:r>
+        <w:rPr>
+          <w:b/>
+          <w:bCs/>
+        </w:rPr>
+        <w:t>):</w:t>
       </w:r>
       <w:r>
         <w:t xml:space="preserve"> Actividades que se están desarrollando actualmente.</w:t>
@@ -426,7 +458,23 @@
           <w:b/>
           <w:bCs/>
         </w:rPr>
-        <w:t>En revisión (In Review):</w:t>
+        <w:t xml:space="preserve">En revisión (In </w:t>
+      </w:r>
+      <w:proofErr w:type="spellStart"/>
+      <w:r>
+        <w:rPr>
+          <w:b/>
+          <w:bCs/>
+        </w:rPr>
+        <w:t>Review</w:t>
+      </w:r>
+      <w:proofErr w:type="spellEnd"/>
+      <w:r>
+        <w:rPr>
+          <w:b/>
+          <w:bCs/>
+        </w:rPr>
+        <w:t>):</w:t>
       </w:r>
       <w:r>
         <w:t xml:space="preserve"> Actividades finalizadas pendientes de verificación o pruebas.</w:t>
@@ -504,8 +552,21 @@
         <w:t xml:space="preserve">: </w:t>
       </w:r>
       <w:r>
-        <w:t>Project Manager, Software Architect, Backend</w:t>
-      </w:r>
+        <w:t xml:space="preserve">Project Manager, Software </w:t>
+      </w:r>
+      <w:proofErr w:type="spellStart"/>
+      <w:r>
+        <w:t>Architect</w:t>
+      </w:r>
+      <w:proofErr w:type="spellEnd"/>
+      <w:r>
+        <w:t xml:space="preserve">, </w:t>
+      </w:r>
+      <w:proofErr w:type="spellStart"/>
+      <w:r>
+        <w:t>Backend</w:t>
+      </w:r>
+      <w:proofErr w:type="spellEnd"/>
     </w:p>
     <w:p>
       <w:pPr>
@@ -520,17 +581,34 @@
           <w:b/>
           <w:bCs/>
         </w:rPr>
-        <w:t>Juan David Bohorquez Prieto</w:t>
-      </w:r>
-      <w:r>
-        <w:rPr>
-          <w:b/>
-          <w:bCs/>
-        </w:rPr>
-        <w:t xml:space="preserve">: </w:t>
-      </w:r>
-      <w:r>
-        <w:t>QA / Tester, DevOps</w:t>
+        <w:t xml:space="preserve">Juan David </w:t>
+      </w:r>
+      <w:proofErr w:type="spellStart"/>
+      <w:r>
+        <w:rPr>
+          <w:b/>
+          <w:bCs/>
+        </w:rPr>
+        <w:t>Bohorquez</w:t>
+      </w:r>
+      <w:proofErr w:type="spellEnd"/>
+      <w:r>
+        <w:rPr>
+          <w:b/>
+          <w:bCs/>
+        </w:rPr>
+        <w:t xml:space="preserve"> Prieto: </w:t>
+      </w:r>
+      <w:r>
+        <w:t xml:space="preserve">QA / </w:t>
+      </w:r>
+      <w:proofErr w:type="spellStart"/>
+      <w:r>
+        <w:t>Tester</w:t>
+      </w:r>
+      <w:proofErr w:type="spellEnd"/>
+      <w:r>
+        <w:t>, DevOps</w:t>
       </w:r>
     </w:p>
     <w:p>
@@ -586,7 +664,23 @@
           <w:b/>
           <w:bCs/>
         </w:rPr>
-        <w:t>Software Architect (Kevin Julian Angarita Vega):</w:t>
+        <w:t xml:space="preserve">Software </w:t>
+      </w:r>
+      <w:proofErr w:type="spellStart"/>
+      <w:r>
+        <w:rPr>
+          <w:b/>
+          <w:bCs/>
+        </w:rPr>
+        <w:t>Architect</w:t>
+      </w:r>
+      <w:proofErr w:type="spellEnd"/>
+      <w:r>
+        <w:rPr>
+          <w:b/>
+          <w:bCs/>
+        </w:rPr>
+        <w:t xml:space="preserve"> (Kevin Julian Angarita Vega):</w:t>
       </w:r>
       <w:r>
         <w:t xml:space="preserve"> Diseña la arquitectura de la aplicación de escritorio, define tecnologías y supervisa el diseño técnico e integración de componentes.</w:t>
@@ -599,15 +693,40 @@
           <w:numId w:val="4"/>
         </w:numPr>
       </w:pPr>
-      <w:r>
-        <w:rPr>
-          <w:b/>
-          <w:bCs/>
-        </w:rPr>
-        <w:t>Backend Developer (Kevin Julian Angarita Vega):</w:t>
-      </w:r>
-      <w:r>
-        <w:t xml:space="preserve"> Implementa la lógica de negocio, gestiona la base de datos relacional y desarrolla los servicios locales.</w:t>
+      <w:proofErr w:type="spellStart"/>
+      <w:r>
+        <w:rPr>
+          <w:b/>
+          <w:bCs/>
+        </w:rPr>
+        <w:t>Backend</w:t>
+      </w:r>
+      <w:proofErr w:type="spellEnd"/>
+      <w:r>
+        <w:rPr>
+          <w:b/>
+          <w:bCs/>
+        </w:rPr>
+        <w:t xml:space="preserve"> </w:t>
+      </w:r>
+      <w:proofErr w:type="spellStart"/>
+      <w:r>
+        <w:rPr>
+          <w:b/>
+          <w:bCs/>
+        </w:rPr>
+        <w:t>Developer</w:t>
+      </w:r>
+      <w:proofErr w:type="spellEnd"/>
+      <w:r>
+        <w:rPr>
+          <w:b/>
+          <w:bCs/>
+        </w:rPr>
+        <w:t xml:space="preserve"> (Kevin Julian Angarita Vega): </w:t>
+      </w:r>
+      <w:r>
+        <w:t>Implementa la lógica de negocio, gestiona la persistencia de datos mediante archivos JSON locales y desarrolla los servicios de la aplicación.</w:t>
       </w:r>
     </w:p>
     <w:p>
@@ -622,7 +741,23 @@
           <w:b/>
           <w:bCs/>
         </w:rPr>
-        <w:t>Desktop UI Developer (Kevin Julian Angarita Vega):</w:t>
+        <w:t xml:space="preserve">Desktop UI </w:t>
+      </w:r>
+      <w:proofErr w:type="spellStart"/>
+      <w:r>
+        <w:rPr>
+          <w:b/>
+          <w:bCs/>
+        </w:rPr>
+        <w:t>Developer</w:t>
+      </w:r>
+      <w:proofErr w:type="spellEnd"/>
+      <w:r>
+        <w:rPr>
+          <w:b/>
+          <w:bCs/>
+        </w:rPr>
+        <w:t xml:space="preserve"> (Kevin Julian Angarita Vega):</w:t>
       </w:r>
       <w:r>
         <w:t xml:space="preserve"> Diseña las ventanas e interfaz gráfica de usuario de escritorio, garantizando la usabilidad en el punto de cobro.</w:t>
@@ -640,7 +775,39 @@
           <w:b/>
           <w:bCs/>
         </w:rPr>
-        <w:t>QA / Tester (Juan David Bohorquez Prieto):</w:t>
+        <w:t xml:space="preserve">QA / </w:t>
+      </w:r>
+      <w:proofErr w:type="spellStart"/>
+      <w:r>
+        <w:rPr>
+          <w:b/>
+          <w:bCs/>
+        </w:rPr>
+        <w:t>Tester</w:t>
+      </w:r>
+      <w:proofErr w:type="spellEnd"/>
+      <w:r>
+        <w:rPr>
+          <w:b/>
+          <w:bCs/>
+        </w:rPr>
+        <w:t xml:space="preserve"> (Juan David </w:t>
+      </w:r>
+      <w:proofErr w:type="spellStart"/>
+      <w:r>
+        <w:rPr>
+          <w:b/>
+          <w:bCs/>
+        </w:rPr>
+        <w:t>Bohorquez</w:t>
+      </w:r>
+      <w:proofErr w:type="spellEnd"/>
+      <w:r>
+        <w:rPr>
+          <w:b/>
+          <w:bCs/>
+        </w:rPr>
+        <w:t xml:space="preserve"> Prieto):</w:t>
       </w:r>
       <w:r>
         <w:t xml:space="preserve"> Diseña el plan de pruebas, elabora los casos de prueba, ejecuta la validación del sistema y reporta errores.</w:t>
@@ -658,7 +825,23 @@
           <w:b/>
           <w:bCs/>
         </w:rPr>
-        <w:t>DevOps (Juan David Bohorquez Prieto):</w:t>
+        <w:t xml:space="preserve">DevOps (Juan David </w:t>
+      </w:r>
+      <w:proofErr w:type="spellStart"/>
+      <w:r>
+        <w:rPr>
+          <w:b/>
+          <w:bCs/>
+        </w:rPr>
+        <w:t>Bohorquez</w:t>
+      </w:r>
+      <w:proofErr w:type="spellEnd"/>
+      <w:r>
+        <w:rPr>
+          <w:b/>
+          <w:bCs/>
+        </w:rPr>
+        <w:t xml:space="preserve"> Prieto):</w:t>
       </w:r>
       <w:r>
         <w:t xml:space="preserve"> Gestiona el control de versiones, administra el repositorio en GitHub y configura los instaladores o despliegues de la aplicación de escritorio .</w:t>
@@ -709,7 +892,15 @@
         <w:t>Jira</w:t>
       </w:r>
       <w:r>
-        <w:t>, donde se administra el tablero Kanban, el Product Backlog y el registro de tareas.</w:t>
+        <w:t xml:space="preserve">, donde se administra el tablero Kanban, el </w:t>
+      </w:r>
+      <w:proofErr w:type="spellStart"/>
+      <w:r>
+        <w:t>Product</w:t>
+      </w:r>
+      <w:proofErr w:type="spellEnd"/>
+      <w:r>
+        <w:t xml:space="preserve"> Backlog y el registro de tareas.</w:t>
       </w:r>
     </w:p>
     <w:p>
@@ -768,7 +959,23 @@
         <w:t>Responsable:</w:t>
       </w:r>
       <w:r>
-        <w:t xml:space="preserve"> Juan David Bohorquez Prieto se encarga de mantener actualizado el Product Backlog y realizar el seguimiento semanal.</w:t>
+        <w:t xml:space="preserve"> Juan David </w:t>
+      </w:r>
+      <w:proofErr w:type="spellStart"/>
+      <w:r>
+        <w:t>Bohorquez</w:t>
+      </w:r>
+      <w:proofErr w:type="spellEnd"/>
+      <w:r>
+        <w:t xml:space="preserve"> Prieto se encarga de mantener actualizado el </w:t>
+      </w:r>
+      <w:proofErr w:type="spellStart"/>
+      <w:r>
+        <w:t>Product</w:t>
+      </w:r>
+      <w:proofErr w:type="spellEnd"/>
+      <w:r>
+        <w:t xml:space="preserve"> Backlog y realizar el seguimiento semanal.</w:t>
       </w:r>
     </w:p>
     <w:p>
@@ -793,7 +1000,23 @@
         <w:t>GitHub</w:t>
       </w:r>
       <w:r>
-        <w:t xml:space="preserve">, garantizando el control de versiones y el registro de avances. En el cual Juan David Bohorquez Prieto supervisa los commits y las actualizaciones semanales </w:t>
+        <w:t xml:space="preserve">, garantizando el control de versiones y el registro de avances. En el cual Juan David </w:t>
+      </w:r>
+      <w:proofErr w:type="spellStart"/>
+      <w:r>
+        <w:t>Bohorquez</w:t>
+      </w:r>
+      <w:proofErr w:type="spellEnd"/>
+      <w:r>
+        <w:t xml:space="preserve"> Prieto supervisa los </w:t>
+      </w:r>
+      <w:proofErr w:type="spellStart"/>
+      <w:r>
+        <w:t>commits</w:t>
+      </w:r>
+      <w:proofErr w:type="spellEnd"/>
+      <w:r>
+        <w:t xml:space="preserve"> y las actualizaciones semanales </w:t>
       </w:r>
     </w:p>
     <w:p/>
@@ -836,7 +1059,6 @@
           <w:b/>
           <w:bCs/>
         </w:rPr>
-        <w:lastRenderedPageBreak/>
         <w:t>Gestión de Vehículos e Ingresos:</w:t>
       </w:r>
     </w:p>
@@ -1259,6 +1481,7 @@
           <w:i/>
           <w:iCs/>
         </w:rPr>
+        <w:lastRenderedPageBreak/>
         <w:t>Validación:</w:t>
       </w:r>
       <w:r>
